--- a/[1]Books/Cold Trail.docx
+++ b/[1]Books/Cold Trail.docx
@@ -20,7 +20,24 @@
           <w:sz w:val="24"/>
           <w:szCs w:val="24"/>
         </w:rPr>
-        <w:t xml:space="preserve">::[Personal journal of detective Critton Dash]::</w:t>
+        <w:t xml:space="preserve">::[Personal journal of detective </w:t>
+      </w:r>
+      <w:r>
+        <w:rPr>
+          <w:rFonts w:ascii="Calibri" w:hAnsi="Calibri" w:eastAsia="Calibri" w:cs="Calibri"/>
+          <w:sz w:val="24"/>
+          <w:szCs w:val="24"/>
+        </w:rPr>
+        <w:t xml:space="preserve">Dash</w:t>
+      </w:r>
+      <w:r/>
+      <w:r>
+        <w:rPr>
+          <w:rFonts w:ascii="Calibri" w:hAnsi="Calibri" w:eastAsia="Calibri" w:cs="Calibri"/>
+          <w:sz w:val="24"/>
+          <w:szCs w:val="24"/>
+        </w:rPr>
+        <w:t xml:space="preserve"> Critton]::</w:t>
       </w:r>
       <w:r>
         <w:rPr>
@@ -367,7 +384,16 @@
           <w:szCs w:val="24"/>
           <w:highlight w:val="none"/>
         </w:rPr>
-        <w:t xml:space="preserve">ced surgically at the base of my spine by an individual behind me. The blade pierced my skin slightly and I could feel the warm trickling blood slide on my skin. It seems that I wasn’t the first choice for this mission. The moment I turned around I was captivated by a pair of deep blue eyes. The girl was slender, beautiful and quick with her knife. </w:t>
+        <w:t xml:space="preserve">ced surgically at the base of my spine by an individual behind me. The blade pierced my skin sl</w:t>
+      </w:r>
+      <w:r>
+        <w:rPr>
+          <w:rFonts w:ascii="Calibri" w:hAnsi="Calibri" w:eastAsia="Calibri" w:cs="Calibri"/>
+          <w:sz w:val="24"/>
+          <w:szCs w:val="24"/>
+          <w:highlight w:val="none"/>
+        </w:rPr>
+        <w:t xml:space="preserve">ightly and I could feel the warm trickling blood slide on my skin. It seems that I wasn’t the first choice for this mission. The moment I turned around I was captivated by a pair of deep blue eyes. The girl was slender, beautiful and quick with her knife. </w:t>
       </w:r>
       <w:r>
         <w:rPr>
@@ -694,7 +720,24 @@
           <w:szCs w:val="24"/>
           <w:highlight w:val="none"/>
         </w:rPr>
-        <w:t xml:space="preserve">cylindrical in shape and had a disk-like protrusion at the end. There were a lot of moving parts, which indicated that the station was slowly gathering momentum to perform its action. For now I had other pressing matters to attend to. Security was tight across the whole region around the station. Getting on board of the station was not the best approach. From what I could observe, there was a research vessel not that far away. If I could find answers, that was the best place to get them.</w:t>
+        <w:t xml:space="preserve">cylindrical in shape and had a disk-like protrusion at the end. There were a lot of moving parts, which indicated that the station was slowly gathering momentum to perform its action. For now I had other pressing matters to attend to. S</w:t>
+      </w:r>
+      <w:r>
+        <w:rPr>
+          <w:rFonts w:ascii="Calibri" w:hAnsi="Calibri" w:eastAsia="Calibri" w:cs="Calibri"/>
+          <w:sz w:val="24"/>
+          <w:szCs w:val="24"/>
+          <w:highlight w:val="none"/>
+        </w:rPr>
+        <w:t xml:space="preserve">ecurity was tight across the whole region around the station. Getting on board of the station was not the best approach. From what I could observe, there was a research vessel not that far away. If I could find answers, that was the best place to get them.</w:t>
+      </w:r>
+      <w:r>
+        <w:rPr>
+          <w:rFonts w:ascii="Calibri" w:hAnsi="Calibri" w:eastAsia="Calibri" w:cs="Calibri"/>
+          <w:sz w:val="24"/>
+          <w:szCs w:val="24"/>
+          <w:highlight w:val="none"/>
+        </w:rPr>
       </w:r>
       <w:r>
         <w:rPr>
@@ -743,19 +786,6 @@
           <w:highlight w:val="none"/>
         </w:rPr>
       </w:r>
-    </w:p>
-    <w:p>
-      <w:pPr>
-        <w:pBdr/>
-        <w:spacing/>
-        <w:ind/>
-        <w:rPr>
-          <w:rFonts w:ascii="Calibri" w:hAnsi="Calibri" w:eastAsia="Calibri" w:cs="Calibri"/>
-          <w:sz w:val="24"/>
-          <w:szCs w:val="24"/>
-          <w:highlight w:val="none"/>
-        </w:rPr>
-      </w:pPr>
       <w:r>
         <w:rPr>
           <w:rFonts w:ascii="Calibri" w:hAnsi="Calibri" w:eastAsia="Calibri" w:cs="Calibri"/>
@@ -763,7 +793,37 @@
           <w:szCs w:val="24"/>
           <w:highlight w:val="none"/>
         </w:rPr>
-        <w:t xml:space="preserve">There was no security on board of the vessel. It was easy to blend in with the other maintenance personnel. It seems that they were very paranoid about letting any Automatons on any of the ships on site. From the whispered gossips that I could gather, they seem to worry that they could be hacked or manipulated to gather intel on the project. Good thing I’m organic then.</w:t>
+      </w:r>
+    </w:p>
+    <w:p>
+      <w:pPr>
+        <w:pBdr/>
+        <w:spacing/>
+        <w:ind/>
+        <w:rPr>
+          <w:rFonts w:ascii="Calibri" w:hAnsi="Calibri" w:eastAsia="Calibri" w:cs="Calibri"/>
+          <w:sz w:val="24"/>
+          <w:szCs w:val="24"/>
+          <w:highlight w:val="none"/>
+        </w:rPr>
+      </w:pPr>
+      <w:r>
+        <w:rPr>
+          <w:rFonts w:ascii="Calibri" w:hAnsi="Calibri" w:eastAsia="Calibri" w:cs="Calibri"/>
+          <w:sz w:val="24"/>
+          <w:szCs w:val="24"/>
+          <w:highlight w:val="none"/>
+        </w:rPr>
+        <w:t xml:space="preserve">There was no security on board of the vessel. It was easy to blend in with the other maintenance personnel. It seems</w:t>
+      </w:r>
+      <w:r>
+        <w:rPr>
+          <w:rFonts w:ascii="Calibri" w:hAnsi="Calibri" w:eastAsia="Calibri" w:cs="Calibri"/>
+          <w:sz w:val="24"/>
+          <w:szCs w:val="24"/>
+          <w:highlight w:val="none"/>
+        </w:rPr>
+        <w:t xml:space="preserve"> that they were very paranoid about letting any Automatons on any of the ships on site. From the whispered gossips that I could gather, they seem to worry that they could be hacked or manipulated to gather intel on the project. Good thing I’m organic then.</w:t>
       </w:r>
       <w:r>
         <w:rPr>
@@ -820,19 +880,6 @@
           <w:highlight w:val="none"/>
         </w:rPr>
       </w:r>
-    </w:p>
-    <w:p>
-      <w:pPr>
-        <w:pBdr/>
-        <w:spacing/>
-        <w:ind/>
-        <w:rPr>
-          <w:rFonts w:ascii="Calibri" w:hAnsi="Calibri" w:eastAsia="Calibri" w:cs="Calibri"/>
-          <w:sz w:val="24"/>
-          <w:szCs w:val="24"/>
-          <w:highlight w:val="none"/>
-        </w:rPr>
-      </w:pPr>
       <w:r>
         <w:rPr>
           <w:rFonts w:ascii="Calibri" w:hAnsi="Calibri" w:eastAsia="Calibri" w:cs="Calibri"/>
@@ -840,7 +887,45 @@
           <w:szCs w:val="24"/>
           <w:highlight w:val="none"/>
         </w:rPr>
-        <w:t xml:space="preserve">They talked for hours about statistics and metrics, but nothing about the meat and bones of the actual project. My patience payed off though, as they enabled the visual feed on the station and I could see it for my own eyes what this monstrosity was about to do.</w:t>
+      </w:r>
+    </w:p>
+    <w:p>
+      <w:pPr>
+        <w:pBdr/>
+        <w:spacing/>
+        <w:ind/>
+        <w:rPr>
+          <w:rFonts w:ascii="Calibri" w:hAnsi="Calibri" w:eastAsia="Calibri" w:cs="Calibri"/>
+          <w:sz w:val="24"/>
+          <w:szCs w:val="24"/>
+          <w:highlight w:val="none"/>
+        </w:rPr>
+      </w:pPr>
+      <w:r>
+        <w:rPr>
+          <w:rFonts w:ascii="Calibri" w:hAnsi="Calibri" w:eastAsia="Calibri" w:cs="Calibri"/>
+          <w:sz w:val="24"/>
+          <w:szCs w:val="24"/>
+          <w:highlight w:val="none"/>
+        </w:rPr>
+        <w:t xml:space="preserve">They t</w:t>
+      </w:r>
+      <w:r>
+        <w:rPr>
+          <w:rFonts w:ascii="Calibri" w:hAnsi="Calibri" w:eastAsia="Calibri" w:cs="Calibri"/>
+          <w:sz w:val="24"/>
+          <w:szCs w:val="24"/>
+          <w:highlight w:val="none"/>
+        </w:rPr>
+        <w:t xml:space="preserve">alked for hours about statistics and metrics, but nothing about the meat and bones of the actual project. My patience payed off though, as they enabled the visual feed on the station and I could see it for my own eyes what this monstrosity was about to do.</w:t>
+      </w:r>
+      <w:r>
+        <w:rPr>
+          <w:rFonts w:ascii="Calibri" w:hAnsi="Calibri" w:eastAsia="Calibri" w:cs="Calibri"/>
+          <w:sz w:val="24"/>
+          <w:szCs w:val="24"/>
+          <w:highlight w:val="none"/>
+        </w:rPr>
       </w:r>
       <w:r>
         <w:rPr>
@@ -889,19 +974,6 @@
           <w:highlight w:val="none"/>
         </w:rPr>
       </w:r>
-    </w:p>
-    <w:p>
-      <w:pPr>
-        <w:pBdr/>
-        <w:spacing/>
-        <w:ind/>
-        <w:rPr>
-          <w:rFonts w:ascii="Calibri" w:hAnsi="Calibri" w:eastAsia="Calibri" w:cs="Calibri"/>
-          <w:sz w:val="24"/>
-          <w:szCs w:val="24"/>
-          <w:highlight w:val="none"/>
-        </w:rPr>
-      </w:pPr>
       <w:r>
         <w:rPr>
           <w:rFonts w:ascii="Calibri" w:hAnsi="Calibri" w:eastAsia="Calibri" w:cs="Calibri"/>
@@ -909,7 +981,45 @@
           <w:szCs w:val="24"/>
           <w:highlight w:val="none"/>
         </w:rPr>
-        <w:t xml:space="preserve">To my surprise, a rather large military ship emerged from the light. I heard loud cheers from within the bridge. Then they said the magical words that puzzled it all together. Interstellar travel. They created a jump gate for interstellar travels and I was among the first to see it.</w:t>
+      </w:r>
+    </w:p>
+    <w:p>
+      <w:pPr>
+        <w:pBdr/>
+        <w:spacing/>
+        <w:ind/>
+        <w:rPr>
+          <w:rFonts w:ascii="Calibri" w:hAnsi="Calibri" w:eastAsia="Calibri" w:cs="Calibri"/>
+          <w:sz w:val="24"/>
+          <w:szCs w:val="24"/>
+          <w:highlight w:val="none"/>
+        </w:rPr>
+      </w:pPr>
+      <w:r>
+        <w:rPr>
+          <w:rFonts w:ascii="Calibri" w:hAnsi="Calibri" w:eastAsia="Calibri" w:cs="Calibri"/>
+          <w:sz w:val="24"/>
+          <w:szCs w:val="24"/>
+          <w:highlight w:val="none"/>
+        </w:rPr>
+        <w:t xml:space="preserve">To my surprise, a rather la</w:t>
+      </w:r>
+      <w:r>
+        <w:rPr>
+          <w:rFonts w:ascii="Calibri" w:hAnsi="Calibri" w:eastAsia="Calibri" w:cs="Calibri"/>
+          <w:sz w:val="24"/>
+          <w:szCs w:val="24"/>
+          <w:highlight w:val="none"/>
+        </w:rPr>
+        <w:t xml:space="preserve">rge military ship emerged from the light. I heard loud cheers from within the bridge. Then they said the magical words that puzzled it all together. Interstellar travel. They created a jump gate for interstellar travels and I was among the first to see it.</w:t>
+      </w:r>
+      <w:r>
+        <w:rPr>
+          <w:rFonts w:ascii="Calibri" w:hAnsi="Calibri" w:eastAsia="Calibri" w:cs="Calibri"/>
+          <w:sz w:val="24"/>
+          <w:szCs w:val="24"/>
+          <w:highlight w:val="none"/>
+        </w:rPr>
       </w:r>
       <w:r>
         <w:rPr>
@@ -959,7 +1069,6 @@
         </w:rPr>
         <w:t xml:space="preserve"> This made the scientists sound worried, and even scared. </w:t>
       </w:r>
-      <w:r/>
       <w:r>
         <w:rPr>
           <w:rFonts w:ascii="Calibri" w:hAnsi="Calibri" w:eastAsia="Calibri" w:cs="Calibri"/>
@@ -986,19 +1095,6 @@
           <w:highlight w:val="none"/>
         </w:rPr>
       </w:r>
-    </w:p>
-    <w:p>
-      <w:pPr>
-        <w:pBdr/>
-        <w:spacing/>
-        <w:ind/>
-        <w:rPr>
-          <w:rFonts w:ascii="Calibri" w:hAnsi="Calibri" w:eastAsia="Calibri" w:cs="Calibri"/>
-          <w:sz w:val="24"/>
-          <w:szCs w:val="24"/>
-          <w:highlight w:val="none"/>
-        </w:rPr>
-      </w:pPr>
       <w:r>
         <w:rPr>
           <w:rFonts w:ascii="Calibri" w:hAnsi="Calibri" w:eastAsia="Calibri" w:cs="Calibri"/>
@@ -1006,7 +1102,37 @@
           <w:szCs w:val="24"/>
           <w:highlight w:val="none"/>
         </w:rPr>
-        <w:t xml:space="preserve">I could not make heads or tails about the situation. All alarms started blazing from all the corners of the ship. Although the station was laying in ruins, the red light was still intensifying for some unknown reason. My situation was turning dire, so I took off on my heels to the nearest escape pod I could find. Everyone was too busy watching the situation unfold outside.</w:t>
+      </w:r>
+    </w:p>
+    <w:p>
+      <w:pPr>
+        <w:pBdr/>
+        <w:spacing/>
+        <w:ind/>
+        <w:rPr>
+          <w:rFonts w:ascii="Calibri" w:hAnsi="Calibri" w:eastAsia="Calibri" w:cs="Calibri"/>
+          <w:sz w:val="24"/>
+          <w:szCs w:val="24"/>
+          <w:highlight w:val="none"/>
+        </w:rPr>
+      </w:pPr>
+      <w:r>
+        <w:rPr>
+          <w:rFonts w:ascii="Calibri" w:hAnsi="Calibri" w:eastAsia="Calibri" w:cs="Calibri"/>
+          <w:sz w:val="24"/>
+          <w:szCs w:val="24"/>
+          <w:highlight w:val="none"/>
+        </w:rPr>
+        <w:t xml:space="preserve">I could not make heads or tails about the situation. All alarms started blazing from all the corners of the ship. Altho</w:t>
+      </w:r>
+      <w:r>
+        <w:rPr>
+          <w:rFonts w:ascii="Calibri" w:hAnsi="Calibri" w:eastAsia="Calibri" w:cs="Calibri"/>
+          <w:sz w:val="24"/>
+          <w:szCs w:val="24"/>
+          <w:highlight w:val="none"/>
+        </w:rPr>
+        <w:t xml:space="preserve">ugh the station was laying in ruins, the red light was still intensifying for some unknown reason. My situation was turning dire, so I took off on my heels to the nearest escape pod I could find. Everyone was too busy watching the situation unfold outside.</w:t>
       </w:r>
       <w:r>
         <w:rPr>
@@ -1044,7 +1170,16 @@
           <w:szCs w:val="24"/>
           <w:highlight w:val="none"/>
         </w:rPr>
-        <w:t xml:space="preserve">The pod detached without a problem. I don’t think they even cared to investigate who left at that point. I looked back at the entrails of the destroyed station and the light within it. It was expanding. Then, three large capital ships started moving towards it at an alarming collision speed. Before I could get out of range, I saw all three of them crashing into it, resulting in a blinding red flash of melting light that immediately blinked out of existence.</w:t>
+        <w:t xml:space="preserve">The pod detached without a problem. I don’t think they even cared to investigate who left at that point. I looked back at the entrails of the destroyed station and the light within it. It was expanding. Th</w:t>
+      </w:r>
+      <w:r>
+        <w:rPr>
+          <w:rFonts w:ascii="Calibri" w:hAnsi="Calibri" w:eastAsia="Calibri" w:cs="Calibri"/>
+          <w:sz w:val="24"/>
+          <w:szCs w:val="24"/>
+          <w:highlight w:val="none"/>
+        </w:rPr>
+        <w:t xml:space="preserve">en, three large capital ships started moving towards it at an alarming collision speed. Before I could get out of range, I saw all three of them crashing into it, resulting in a blinding red flash of melting light that immediately blinked out of existence.</w:t>
       </w:r>
       <w:r>
         <w:rPr>
@@ -1063,6 +1198,14 @@
           <w:highlight w:val="none"/>
         </w:rPr>
       </w:r>
+      <w:r>
+        <w:rPr>
+          <w:rFonts w:ascii="Calibri" w:hAnsi="Calibri" w:eastAsia="Calibri" w:cs="Calibri"/>
+          <w:sz w:val="24"/>
+          <w:szCs w:val="24"/>
+          <w:highlight w:val="none"/>
+        </w:rPr>
+      </w:r>
     </w:p>
     <w:p>
       <w:pPr>
@@ -1093,6 +1236,14 @@
           <w:highlight w:val="none"/>
         </w:rPr>
       </w:r>
+      <w:r>
+        <w:rPr>
+          <w:rFonts w:ascii="Calibri" w:hAnsi="Calibri" w:eastAsia="Calibri" w:cs="Calibri"/>
+          <w:sz w:val="24"/>
+          <w:szCs w:val="24"/>
+          <w:highlight w:val="none"/>
+        </w:rPr>
+      </w:r>
     </w:p>
     <w:p>
       <w:pPr>
@@ -1123,6 +1274,14 @@
           <w:highlight w:val="none"/>
         </w:rPr>
         <w:t xml:space="preserve"> I could not complete my objective, but at least I got to see something marvelous.</w:t>
+      </w:r>
+      <w:r>
+        <w:rPr>
+          <w:rFonts w:ascii="Calibri" w:hAnsi="Calibri" w:eastAsia="Calibri" w:cs="Calibri"/>
+          <w:sz w:val="24"/>
+          <w:szCs w:val="24"/>
+          <w:highlight w:val="none"/>
+        </w:rPr>
       </w:r>
       <w:r>
         <w:rPr>
@@ -1172,6 +1331,7 @@
       </w:r>
     </w:p>
     <w:sectPr>
+      <w:headerReference w:type="default" r:id="rId9"/>
       <w:footnotePr/>
       <w:endnotePr/>
       <w:type w:val="nextPage"/>
@@ -1247,6 +1407,22 @@
     </w:p>
   </w:footnote>
 </w:footnotes>
+</file>
+
+<file path=word/header1.xml><?xml version="1.0" encoding="utf-8"?>
+<w:hdr xmlns:wpc="http://schemas.microsoft.com/office/word/2010/wordprocessingCanvas" xmlns:mc="http://schemas.openxmlformats.org/markup-compatibility/2006" xmlns:o="urn:schemas-microsoft-com:office:office" xmlns:r="http://schemas.openxmlformats.org/officeDocument/2006/relationships" xmlns:m="http://schemas.openxmlformats.org/officeDocument/2006/math" xmlns:v="urn:schemas-microsoft-com:vml" xmlns:wp14="http://schemas.microsoft.com/office/word/2010/wordprocessingDrawing" xmlns:wp="http://schemas.openxmlformats.org/drawingml/2006/wordprocessingDrawing" xmlns:w10="urn:schemas-microsoft-com:office:word" xmlns:w="http://schemas.openxmlformats.org/wordprocessingml/2006/main" xmlns:w14="http://schemas.microsoft.com/office/word/2010/wordml" xmlns:w15="http://schemas.microsoft.com/office/word/2012/wordml" xmlns:wpg="http://schemas.microsoft.com/office/word/2010/wordprocessingGroup" xmlns:wpi="http://schemas.microsoft.com/office/word/2010/wordprocessingInk" xmlns:wne="http://schemas.microsoft.com/office/word/2006/wordml" xmlns:a="http://schemas.openxmlformats.org/drawingml/2006/main" xmlns:wps="http://schemas.microsoft.com/office/word/2010/wordprocessingShape" mc:Ignorable="w14 w15 wp14">
+  <w:p>
+    <w:pPr>
+      <w:pStyle w:val="869"/>
+      <w:pBdr/>
+      <w:spacing/>
+      <w:ind/>
+      <w:rPr/>
+    </w:pPr>
+    <w:r/>
+    <w:r/>
+  </w:p>
+</w:hdr>
 </file>
 
 <file path=word/numbering.xml><?xml version="1.0" encoding="utf-8"?>
